--- a/Documentation/Checklist_Release_VECTO_3.1.1.740.docx
+++ b/Documentation/Checklist_Release_VECTO_3.1.1.740.docx
@@ -297,7 +297,7 @@
             </w:rPr>
             <w:id w:val="1664824960"/>
             <w14:checkbox>
-              <w14:checked w14:val="0"/>
+              <w14:checked w14:val="1"/>
               <w14:checkedState w14:val="2612" w14:font="MS Gothic"/>
               <w14:uncheckedState w14:val="2610" w14:font="MS Gothic"/>
             </w14:checkbox>
@@ -319,7 +319,7 @@
                   <w:rPr>
                     <w:rFonts w:ascii="MS Gothic" w:eastAsia="MS Gothic" w:hAnsi="MS Gothic" w:cs="Arial" w:hint="eastAsia"/>
                   </w:rPr>
-                  <w:t>☐</w:t>
+                  <w:t>☒</w:t>
                 </w:r>
               </w:p>
             </w:tc>
@@ -359,7 +359,7 @@
             </w:rPr>
             <w:id w:val="299122314"/>
             <w14:checkbox>
-              <w14:checked w14:val="0"/>
+              <w14:checked w14:val="1"/>
               <w14:checkedState w14:val="2612" w14:font="MS Gothic"/>
               <w14:uncheckedState w14:val="2610" w14:font="MS Gothic"/>
             </w14:checkbox>
@@ -381,7 +381,7 @@
                   <w:rPr>
                     <w:rFonts w:ascii="MS Gothic" w:eastAsia="MS Gothic" w:hAnsi="MS Gothic" w:cs="Arial" w:hint="eastAsia"/>
                   </w:rPr>
-                  <w:t>☐</w:t>
+                  <w:t>☒</w:t>
                 </w:r>
               </w:p>
             </w:tc>
@@ -650,7 +650,7 @@
             </w:rPr>
             <w:id w:val="223888883"/>
             <w14:checkbox>
-              <w14:checked w14:val="0"/>
+              <w14:checked w14:val="1"/>
               <w14:checkedState w14:val="2612" w14:font="MS Gothic"/>
               <w14:uncheckedState w14:val="2610" w14:font="MS Gothic"/>
             </w14:checkbox>
@@ -672,7 +672,7 @@
                   <w:rPr>
                     <w:rFonts w:ascii="MS Gothic" w:eastAsia="MS Gothic" w:hAnsi="MS Gothic" w:cs="Arial" w:hint="eastAsia"/>
                   </w:rPr>
-                  <w:t>☐</w:t>
+                  <w:t>☒</w:t>
                 </w:r>
               </w:p>
             </w:tc>
@@ -712,7 +712,7 @@
             </w:rPr>
             <w:id w:val="-539586548"/>
             <w14:checkbox>
-              <w14:checked w14:val="0"/>
+              <w14:checked w14:val="1"/>
               <w14:checkedState w14:val="2612" w14:font="MS Gothic"/>
               <w14:uncheckedState w14:val="2610" w14:font="MS Gothic"/>
             </w14:checkbox>
@@ -734,7 +734,7 @@
                   <w:rPr>
                     <w:rFonts w:ascii="MS Gothic" w:eastAsia="MS Gothic" w:hAnsi="MS Gothic" w:cs="Arial" w:hint="eastAsia"/>
                   </w:rPr>
-                  <w:t>☐</w:t>
+                  <w:t>☒</w:t>
                 </w:r>
               </w:p>
             </w:tc>
@@ -4364,7 +4364,7 @@
             </w:rPr>
             <w:id w:val="-1618682373"/>
             <w14:checkbox>
-              <w14:checked w14:val="0"/>
+              <w14:checked w14:val="1"/>
               <w14:checkedState w14:val="2612" w14:font="MS Gothic"/>
               <w14:uncheckedState w14:val="2610" w14:font="MS Gothic"/>
             </w14:checkbox>
@@ -4385,7 +4385,7 @@
                   <w:rPr>
                     <w:rFonts w:ascii="MS Gothic" w:eastAsia="MS Gothic" w:hAnsi="MS Gothic" w:cs="Arial" w:hint="eastAsia"/>
                   </w:rPr>
-                  <w:t>☐</w:t>
+                  <w:t>☒</w:t>
                 </w:r>
               </w:p>
             </w:tc>
@@ -4426,7 +4426,7 @@
             </w:rPr>
             <w:id w:val="-1286423710"/>
             <w14:checkbox>
-              <w14:checked w14:val="0"/>
+              <w14:checked w14:val="1"/>
               <w14:checkedState w14:val="2612" w14:font="MS Gothic"/>
               <w14:uncheckedState w14:val="2610" w14:font="MS Gothic"/>
             </w14:checkbox>
@@ -4448,7 +4448,7 @@
                   <w:rPr>
                     <w:rFonts w:ascii="MS Gothic" w:eastAsia="MS Gothic" w:hAnsi="MS Gothic" w:cs="Arial" w:hint="eastAsia"/>
                   </w:rPr>
-                  <w:t>☐</w:t>
+                  <w:t>☒</w:t>
                 </w:r>
               </w:p>
             </w:tc>
@@ -4512,7 +4512,7 @@
             </w:rPr>
             <w:id w:val="-1127541570"/>
             <w14:checkbox>
-              <w14:checked w14:val="0"/>
+              <w14:checked w14:val="1"/>
               <w14:checkedState w14:val="2612" w14:font="MS Gothic"/>
               <w14:uncheckedState w14:val="2610" w14:font="MS Gothic"/>
             </w14:checkbox>
@@ -4534,7 +4534,7 @@
                   <w:rPr>
                     <w:rFonts w:ascii="MS Gothic" w:eastAsia="MS Gothic" w:hAnsi="MS Gothic" w:cs="Arial" w:hint="eastAsia"/>
                   </w:rPr>
-                  <w:t>☐</w:t>
+                  <w:t>☒</w:t>
                 </w:r>
               </w:p>
             </w:tc>
@@ -4571,7 +4571,7 @@
             </w:rPr>
             <w:id w:val="-14611377"/>
             <w14:checkbox>
-              <w14:checked w14:val="0"/>
+              <w14:checked w14:val="1"/>
               <w14:checkedState w14:val="2612" w14:font="MS Gothic"/>
               <w14:uncheckedState w14:val="2610" w14:font="MS Gothic"/>
             </w14:checkbox>
@@ -4593,7 +4593,7 @@
                   <w:rPr>
                     <w:rFonts w:ascii="MS Gothic" w:eastAsia="MS Gothic" w:hAnsi="MS Gothic" w:cs="Arial" w:hint="eastAsia"/>
                   </w:rPr>
-                  <w:t>☐</w:t>
+                  <w:t>☒</w:t>
                 </w:r>
               </w:p>
             </w:tc>
@@ -4630,7 +4630,7 @@
             </w:rPr>
             <w:id w:val="1956435620"/>
             <w14:checkbox>
-              <w14:checked w14:val="0"/>
+              <w14:checked w14:val="1"/>
               <w14:checkedState w14:val="2612" w14:font="MS Gothic"/>
               <w14:uncheckedState w14:val="2610" w14:font="MS Gothic"/>
             </w14:checkbox>
@@ -4652,7 +4652,7 @@
                   <w:rPr>
                     <w:rFonts w:ascii="MS Gothic" w:eastAsia="MS Gothic" w:hAnsi="MS Gothic" w:cs="Arial" w:hint="eastAsia"/>
                   </w:rPr>
-                  <w:t>☐</w:t>
+                  <w:t>☒</w:t>
                 </w:r>
               </w:p>
             </w:tc>
@@ -4689,7 +4689,7 @@
             </w:rPr>
             <w:id w:val="-867984556"/>
             <w14:checkbox>
-              <w14:checked w14:val="0"/>
+              <w14:checked w14:val="1"/>
               <w14:checkedState w14:val="2612" w14:font="MS Gothic"/>
               <w14:uncheckedState w14:val="2610" w14:font="MS Gothic"/>
             </w14:checkbox>
@@ -4711,7 +4711,7 @@
                   <w:rPr>
                     <w:rFonts w:ascii="MS Gothic" w:eastAsia="MS Gothic" w:hAnsi="MS Gothic" w:cs="Arial" w:hint="eastAsia"/>
                   </w:rPr>
-                  <w:t>☐</w:t>
+                  <w:t>☒</w:t>
                 </w:r>
               </w:p>
             </w:tc>
@@ -4748,7 +4748,7 @@
             </w:rPr>
             <w:id w:val="1169446134"/>
             <w14:checkbox>
-              <w14:checked w14:val="0"/>
+              <w14:checked w14:val="1"/>
               <w14:checkedState w14:val="2612" w14:font="MS Gothic"/>
               <w14:uncheckedState w14:val="2610" w14:font="MS Gothic"/>
             </w14:checkbox>
@@ -4770,7 +4770,7 @@
                   <w:rPr>
                     <w:rFonts w:ascii="MS Gothic" w:eastAsia="MS Gothic" w:hAnsi="MS Gothic" w:cs="Arial" w:hint="eastAsia"/>
                   </w:rPr>
-                  <w:t>☐</w:t>
+                  <w:t>☒</w:t>
                 </w:r>
               </w:p>
             </w:tc>
@@ -4862,40 +4862,13 @@
         </w:rPr>
         <w:fldChar w:fldCharType="separate"/>
       </w:r>
+      <w:bookmarkStart w:id="10" w:name="_GoBack"/>
+      <w:bookmarkEnd w:id="10"/>
       <w:r>
         <w:rPr>
-          <w:noProof/>
           <w:sz w:val="24"/>
         </w:rPr>
-        <w:t> </w:t>
-      </w:r>
-      <w:r>
-        <w:rPr>
-          <w:noProof/>
-          <w:sz w:val="24"/>
-        </w:rPr>
-        <w:t> </w:t>
-      </w:r>
-      <w:r>
-        <w:rPr>
-          <w:noProof/>
-          <w:sz w:val="24"/>
-        </w:rPr>
-        <w:t> </w:t>
-      </w:r>
-      <w:r>
-        <w:rPr>
-          <w:noProof/>
-          <w:sz w:val="24"/>
-        </w:rPr>
-        <w:t> </w:t>
-      </w:r>
-      <w:r>
-        <w:rPr>
-          <w:noProof/>
-          <w:sz w:val="24"/>
-        </w:rPr>
-        <w:t> </w:t>
+        <w:t>12.1.2017</w:t>
       </w:r>
       <w:r>
         <w:rPr>
@@ -4939,7 +4912,7 @@
           </w:ffData>
         </w:fldChar>
       </w:r>
-      <w:bookmarkStart w:id="10" w:name="Text5"/>
+      <w:bookmarkStart w:id="11" w:name="Text5"/>
       <w:r>
         <w:rPr>
           <w:sz w:val="24"/>
@@ -4962,35 +4935,7 @@
           <w:noProof/>
           <w:sz w:val="24"/>
         </w:rPr>
-        <w:t> </w:t>
-      </w:r>
-      <w:r>
-        <w:rPr>
-          <w:noProof/>
-          <w:sz w:val="24"/>
-        </w:rPr>
-        <w:t> </w:t>
-      </w:r>
-      <w:r>
-        <w:rPr>
-          <w:noProof/>
-          <w:sz w:val="24"/>
-        </w:rPr>
-        <w:t> </w:t>
-      </w:r>
-      <w:r>
-        <w:rPr>
-          <w:noProof/>
-          <w:sz w:val="24"/>
-        </w:rPr>
-        <w:t> </w:t>
-      </w:r>
-      <w:r>
-        <w:rPr>
-          <w:noProof/>
-          <w:sz w:val="24"/>
-        </w:rPr>
-        <w:t> </w:t>
+        <w:t>MQ</w:t>
       </w:r>
       <w:r>
         <w:rPr>
@@ -4998,7 +4943,7 @@
         </w:rPr>
         <w:fldChar w:fldCharType="end"/>
       </w:r>
-      <w:bookmarkEnd w:id="10"/>
+      <w:bookmarkEnd w:id="11"/>
     </w:p>
     <w:sectPr>
       <w:pgSz w:w="12240" w:h="15840"/>
@@ -6395,7 +6340,7 @@
 </file>
 
 <file path=customXml/itemProps1.xml><?xml version="1.0" encoding="utf-8"?>
-<ds:datastoreItem xmlns:ds="http://schemas.openxmlformats.org/officeDocument/2006/customXml" ds:itemID="{8309A9FC-FA35-4EA7-9BED-5DC30BAE1823}">
+<ds:datastoreItem xmlns:ds="http://schemas.openxmlformats.org/officeDocument/2006/customXml" ds:itemID="{A510BBE3-C874-4403-8505-4635D1E84ABB}">
   <ds:schemaRefs>
     <ds:schemaRef ds:uri="http://schemas.openxmlformats.org/officeDocument/2006/bibliography"/>
   </ds:schemaRefs>
